--- a/Video Game Design - year/Unit 8 - Capstone Project/Daily Lesson Plans/Word/Day 4.docx
+++ b/Video Game Design - year/Unit 8 - Capstone Project/Daily Lesson Plans/Word/Day 4.docx
@@ -50,16 +50,19 @@
               </w:rPr>
               <w:t xml:space="preserve">Video Game Design — Full Year</w:t>
             </w:r>
-          </w:p>
-          <w:p>
-            <w:pPr>
-              <w:spacing w:before="40"/>
-              <w:jc w:val="center"/>
-            </w:pPr>
-            <w:r>
-              <w:rPr>
-                <w:rFonts w:ascii="Arial" w:cs="Arial" w:eastAsia="Arial" w:hAnsi="Arial"/>
-                <w:color w:val="D1C4E9"/>
+            <w:r>
+              <w:rPr>
+                <w:rFonts w:ascii="Arial" w:cs="Arial" w:eastAsia="Arial" w:hAnsi="Arial"/>
+                <w:sz w:val="16"/>
+                <w:szCs w:val="16"/>
+              </w:rPr>
+              <w:br/>
+              <w:t xml:space="preserve"/>
+            </w:r>
+            <w:r>
+              <w:rPr>
+                <w:rFonts w:ascii="Arial" w:cs="Arial" w:eastAsia="Arial" w:hAnsi="Arial"/>
+                <w:color w:val="CE93D8"/>
                 <w:sz w:val="16"/>
                 <w:szCs w:val="16"/>
               </w:rPr>
@@ -83,7 +86,7 @@
           <w:rFonts w:ascii="Arial" w:cs="Arial" w:eastAsia="Arial" w:hAnsi="Arial"/>
           <w:b/>
           <w:bCs/>
-          <w:color w:val="311B56"/>
+          <w:color w:val="5B2D8E"/>
           <w:sz w:val="32"/>
           <w:szCs w:val="32"/>
         </w:rPr>
@@ -200,9 +203,9 @@
               <w:right w:val="single" w:color="CCCCCC" w:sz="1"/>
             </w:tcBorders>
             <w:tcMar>
-              <w:top w:type="dxa" w:w="60"/>
+              <w:top w:type="dxa" w:w="80"/>
               <w:left w:type="dxa" w:w="120"/>
-              <w:bottom w:type="dxa" w:w="60"/>
+              <w:bottom w:type="dxa" w:w="80"/>
               <w:right w:type="dxa" w:w="120"/>
             </w:tcMar>
           </w:tcPr>
@@ -229,20 +232,147 @@
               <w:right w:val="single" w:color="CCCCCC" w:sz="1"/>
             </w:tcBorders>
             <w:tcMar>
-              <w:top w:type="dxa" w:w="60"/>
+              <w:top w:type="dxa" w:w="80"/>
               <w:left w:type="dxa" w:w="120"/>
-              <w:bottom w:type="dxa" w:w="60"/>
+              <w:bottom w:type="dxa" w:w="80"/>
               <w:right w:type="dxa" w:w="120"/>
             </w:tcMar>
           </w:tcPr>
           <w:p>
-            <w:r>
-              <w:rPr>
-                <w:rFonts w:ascii="Arial" w:cs="Arial" w:eastAsia="Arial" w:hAnsi="Arial"/>
-                <w:sz w:val="20"/>
-                <w:szCs w:val="20"/>
+            <w:pPr>
+              <w:spacing w:after="80" w:before="80"/>
+            </w:pPr>
+            <w:r>
+              <w:rPr>
+                <w:rFonts w:ascii="Arial" w:cs="Arial" w:eastAsia="Arial" w:hAnsi="Arial"/>
+                <w:b/>
+                <w:bCs/>
+                <w:i w:val="false"/>
+                <w:iCs w:val="false"/>
+                <w:color w:val="000000"/>
+                <w:sz w:val="22"/>
+                <w:szCs w:val="22"/>
               </w:rPr>
               <w:t xml:space="preserve">Bell Ringer / Review</w:t>
+            </w:r>
+            <w:r>
+              <w:rPr>
+                <w:rFonts w:ascii="Arial" w:cs="Arial" w:eastAsia="Arial" w:hAnsi="Arial"/>
+                <w:sz w:val="20"/>
+                <w:szCs w:val="20"/>
+              </w:rPr>
+              <w:br/>
+              <w:t xml:space="preserve"/>
+            </w:r>
+            <w:r>
+              <w:rPr>
+                <w:rFonts w:ascii="Arial" w:cs="Arial" w:eastAsia="Arial" w:hAnsi="Arial"/>
+                <w:sz w:val="20"/>
+                <w:szCs w:val="20"/>
+              </w:rPr>
+              <w:br/>
+              <w:t xml:space="preserve"/>
+            </w:r>
+            <w:r>
+              <w:rPr>
+                <w:rFonts w:ascii="Arial" w:cs="Arial" w:eastAsia="Arial" w:hAnsi="Arial"/>
+                <w:b/>
+                <w:bCs/>
+                <w:i w:val="false"/>
+                <w:iCs w:val="false"/>
+                <w:color w:val="000000"/>
+                <w:sz w:val="20"/>
+                <w:szCs w:val="20"/>
+              </w:rPr>
+              <w:t xml:space="preserve">Quick Write </w:t>
+            </w:r>
+            <w:r>
+              <w:rPr>
+                <w:rFonts w:ascii="Arial" w:cs="Arial" w:eastAsia="Arial" w:hAnsi="Arial"/>
+                <w:b w:val="false"/>
+                <w:bCs w:val="false"/>
+                <w:i w:val="false"/>
+                <w:iCs w:val="false"/>
+                <w:color w:val="000000"/>
+                <w:sz w:val="20"/>
+                <w:szCs w:val="20"/>
+              </w:rPr>
+              <w:t xml:space="preserve">(3 min — written or verbal):</w:t>
+            </w:r>
+            <w:r>
+              <w:rPr>
+                <w:rFonts w:ascii="Arial" w:cs="Arial" w:eastAsia="Arial" w:hAnsi="Arial"/>
+                <w:sz w:val="20"/>
+                <w:szCs w:val="20"/>
+              </w:rPr>
+              <w:br/>
+              <w:t xml:space="preserve"/>
+            </w:r>
+            <w:r>
+              <w:rPr>
+                <w:rFonts w:ascii="Arial" w:cs="Arial" w:eastAsia="Arial" w:hAnsi="Arial"/>
+                <w:b w:val="false"/>
+                <w:bCs w:val="false"/>
+                <w:i w:val="false"/>
+                <w:iCs w:val="false"/>
+                <w:color w:val="000000"/>
+                <w:sz w:val="20"/>
+                <w:szCs w:val="20"/>
+              </w:rPr>
+              <w:t xml:space="preserve">    What do you remember from last class?</w:t>
+            </w:r>
+            <w:r>
+              <w:rPr>
+                <w:rFonts w:ascii="Arial" w:cs="Arial" w:eastAsia="Arial" w:hAnsi="Arial"/>
+                <w:sz w:val="20"/>
+                <w:szCs w:val="20"/>
+              </w:rPr>
+              <w:br/>
+              <w:t xml:space="preserve"/>
+            </w:r>
+            <w:r>
+              <w:rPr>
+                <w:rFonts w:ascii="Arial" w:cs="Arial" w:eastAsia="Arial" w:hAnsi="Arial"/>
+                <w:sz w:val="20"/>
+                <w:szCs w:val="20"/>
+              </w:rPr>
+              <w:br/>
+              <w:t xml:space="preserve"/>
+            </w:r>
+            <w:r>
+              <w:rPr>
+                <w:rFonts w:ascii="Arial" w:cs="Arial" w:eastAsia="Arial" w:hAnsi="Arial"/>
+                <w:b w:val="false"/>
+                <w:bCs w:val="false"/>
+                <w:i/>
+                <w:iCs/>
+                <w:color w:val="444444"/>
+                <w:sz w:val="20"/>
+                <w:szCs w:val="20"/>
+              </w:rPr>
+              <w:t xml:space="preserve">What do you think today's topic "Planning Check-In — Teacher Review &amp; Sprint Planning" is about?</w:t>
+            </w:r>
+            <w:r>
+              <w:rPr>
+                <w:rFonts w:ascii="Arial" w:cs="Arial" w:eastAsia="Arial" w:hAnsi="Arial"/>
+                <w:sz w:val="20"/>
+                <w:szCs w:val="20"/>
+              </w:rPr>
+              <w:br/>
+              <w:t xml:space="preserve"/>
+            </w:r>
+            <w:r>
+              <w:rPr>
+                <w:rFonts w:ascii="Arial" w:cs="Arial" w:eastAsia="Arial" w:hAnsi="Arial"/>
+                <w:b w:val="false"/>
+                <w:bCs w:val="false"/>
+                <w:i/>
+                <w:iCs/>
+                <w:color w:val="555555"/>
+                <w:sz w:val="20"/>
+                <w:szCs w:val="20"/>
+              </w:rPr>
+              <w:t xml:space="preserve">→ Pair-share your response, then 2–3 students share with the class.</w:t>
             </w:r>
           </w:p>
         </w:tc>
@@ -258,9 +388,9 @@
               <w:right w:val="single" w:color="CCCCCC" w:sz="1"/>
             </w:tcBorders>
             <w:tcMar>
-              <w:top w:type="dxa" w:w="60"/>
+              <w:top w:type="dxa" w:w="80"/>
               <w:left w:type="dxa" w:w="120"/>
-              <w:bottom w:type="dxa" w:w="60"/>
+              <w:bottom w:type="dxa" w:w="80"/>
               <w:right w:type="dxa" w:w="120"/>
             </w:tcMar>
           </w:tcPr>
@@ -287,20 +417,120 @@
               <w:right w:val="single" w:color="CCCCCC" w:sz="1"/>
             </w:tcBorders>
             <w:tcMar>
-              <w:top w:type="dxa" w:w="60"/>
+              <w:top w:type="dxa" w:w="80"/>
               <w:left w:type="dxa" w:w="120"/>
-              <w:bottom w:type="dxa" w:w="60"/>
+              <w:bottom w:type="dxa" w:w="80"/>
               <w:right w:type="dxa" w:w="120"/>
             </w:tcMar>
           </w:tcPr>
           <w:p>
-            <w:r>
-              <w:rPr>
-                <w:rFonts w:ascii="Arial" w:cs="Arial" w:eastAsia="Arial" w:hAnsi="Arial"/>
-                <w:sz w:val="20"/>
-                <w:szCs w:val="20"/>
-              </w:rPr>
-              <w:t xml:space="preserve">Mini Lesson: Planning Check-In — Teacher Review &amp; Sprint Planning</w:t>
+            <w:pPr>
+              <w:spacing w:after="80" w:before="80"/>
+            </w:pPr>
+            <w:r>
+              <w:rPr>
+                <w:rFonts w:ascii="Arial" w:cs="Arial" w:eastAsia="Arial" w:hAnsi="Arial"/>
+                <w:b/>
+                <w:bCs/>
+                <w:i w:val="false"/>
+                <w:iCs w:val="false"/>
+                <w:color w:val="000000"/>
+                <w:sz w:val="22"/>
+                <w:szCs w:val="22"/>
+              </w:rPr>
+              <w:t xml:space="preserve">Mini Lesson: </w:t>
+            </w:r>
+            <w:r>
+              <w:rPr>
+                <w:rFonts w:ascii="Arial" w:cs="Arial" w:eastAsia="Arial" w:hAnsi="Arial"/>
+                <w:b w:val="false"/>
+                <w:bCs w:val="false"/>
+                <w:i w:val="false"/>
+                <w:iCs w:val="false"/>
+                <w:color w:val="000000"/>
+                <w:sz w:val="22"/>
+                <w:szCs w:val="22"/>
+              </w:rPr>
+              <w:t xml:space="preserve">Planning Check-In — Teacher Review &amp; Sprint Planning</w:t>
+            </w:r>
+            <w:r>
+              <w:rPr>
+                <w:rFonts w:ascii="Arial" w:cs="Arial" w:eastAsia="Arial" w:hAnsi="Arial"/>
+                <w:sz w:val="20"/>
+                <w:szCs w:val="20"/>
+              </w:rPr>
+              <w:br/>
+              <w:t xml:space="preserve"/>
+            </w:r>
+            <w:r>
+              <w:rPr>
+                <w:rFonts w:ascii="Arial" w:cs="Arial" w:eastAsia="Arial" w:hAnsi="Arial"/>
+                <w:sz w:val="20"/>
+                <w:szCs w:val="20"/>
+              </w:rPr>
+              <w:br/>
+              <w:t xml:space="preserve"/>
+            </w:r>
+            <w:r>
+              <w:rPr>
+                <w:rFonts w:ascii="Arial" w:cs="Arial" w:eastAsia="Arial" w:hAnsi="Arial"/>
+                <w:b/>
+                <w:bCs/>
+                <w:i/>
+                <w:iCs/>
+                <w:color w:val="555555"/>
+                <w:sz w:val="20"/>
+                <w:szCs w:val="20"/>
+              </w:rPr>
+              <w:t xml:space="preserve">→ Live Demo — </w:t>
+            </w:r>
+            <w:r>
+              <w:rPr>
+                <w:rFonts w:ascii="Arial" w:cs="Arial" w:eastAsia="Arial" w:hAnsi="Arial"/>
+                <w:b w:val="false"/>
+                <w:bCs w:val="false"/>
+                <w:i/>
+                <w:iCs/>
+                <w:color w:val="555555"/>
+                <w:sz w:val="20"/>
+                <w:szCs w:val="20"/>
+              </w:rPr>
+              <w:t xml:space="preserve">type examples as students follow along in their own editor.</w:t>
+            </w:r>
+            <w:r>
+              <w:rPr>
+                <w:rFonts w:ascii="Arial" w:cs="Arial" w:eastAsia="Arial" w:hAnsi="Arial"/>
+                <w:sz w:val="20"/>
+                <w:szCs w:val="20"/>
+              </w:rPr>
+              <w:br/>
+              <w:t xml:space="preserve"/>
+            </w:r>
+            <w:r>
+              <w:rPr>
+                <w:rFonts w:ascii="Arial" w:cs="Arial" w:eastAsia="Arial" w:hAnsi="Arial"/>
+                <w:b/>
+                <w:bCs/>
+                <w:i/>
+                <w:iCs/>
+                <w:color w:val="555555"/>
+                <w:sz w:val="20"/>
+                <w:szCs w:val="20"/>
+              </w:rPr>
+              <w:t xml:space="preserve">→ Check for Understanding: </w:t>
+            </w:r>
+            <w:r>
+              <w:rPr>
+                <w:rFonts w:ascii="Arial" w:cs="Arial" w:eastAsia="Arial" w:hAnsi="Arial"/>
+                <w:b w:val="false"/>
+                <w:bCs w:val="false"/>
+                <w:i/>
+                <w:iCs/>
+                <w:color w:val="555555"/>
+                <w:sz w:val="20"/>
+                <w:szCs w:val="20"/>
+              </w:rPr>
+              <w:t xml:space="preserve">pause and cold-call: “Can someone explain what we just did in their own words?”</w:t>
             </w:r>
           </w:p>
         </w:tc>
@@ -316,9 +546,9 @@
               <w:right w:val="single" w:color="CCCCCC" w:sz="1"/>
             </w:tcBorders>
             <w:tcMar>
-              <w:top w:type="dxa" w:w="60"/>
+              <w:top w:type="dxa" w:w="80"/>
               <w:left w:type="dxa" w:w="120"/>
-              <w:bottom w:type="dxa" w:w="60"/>
+              <w:bottom w:type="dxa" w:w="80"/>
               <w:right w:type="dxa" w:w="120"/>
             </w:tcMar>
           </w:tcPr>
@@ -331,7 +561,7 @@
                 <w:sz w:val="20"/>
                 <w:szCs w:val="20"/>
               </w:rPr>
-              <w:t xml:space="preserve">15-20 min</w:t>
+              <w:t xml:space="preserve">15–20 min</w:t>
             </w:r>
           </w:p>
         </w:tc>
@@ -345,20 +575,81 @@
               <w:right w:val="single" w:color="CCCCCC" w:sz="1"/>
             </w:tcBorders>
             <w:tcMar>
-              <w:top w:type="dxa" w:w="60"/>
+              <w:top w:type="dxa" w:w="80"/>
               <w:left w:type="dxa" w:w="120"/>
-              <w:bottom w:type="dxa" w:w="60"/>
+              <w:bottom w:type="dxa" w:w="80"/>
               <w:right w:type="dxa" w:w="120"/>
             </w:tcMar>
           </w:tcPr>
           <w:p>
-            <w:r>
-              <w:rPr>
-                <w:rFonts w:ascii="Arial" w:cs="Arial" w:eastAsia="Arial" w:hAnsi="Arial"/>
-                <w:sz w:val="20"/>
-                <w:szCs w:val="20"/>
-              </w:rPr>
-              <w:t xml:space="preserve">Independent Practice / Build Time</w:t>
+            <w:pPr>
+              <w:spacing w:after="80" w:before="80"/>
+            </w:pPr>
+            <w:r>
+              <w:rPr>
+                <w:rFonts w:ascii="Arial" w:cs="Arial" w:eastAsia="Arial" w:hAnsi="Arial"/>
+                <w:b/>
+                <w:bCs/>
+                <w:i w:val="false"/>
+                <w:iCs w:val="false"/>
+                <w:color w:val="000000"/>
+                <w:sz w:val="22"/>
+                <w:szCs w:val="22"/>
+              </w:rPr>
+              <w:t xml:space="preserve">Independent Practice / Code Along</w:t>
+            </w:r>
+            <w:r>
+              <w:rPr>
+                <w:rFonts w:ascii="Arial" w:cs="Arial" w:eastAsia="Arial" w:hAnsi="Arial"/>
+                <w:sz w:val="20"/>
+                <w:szCs w:val="20"/>
+              </w:rPr>
+              <w:br/>
+              <w:t xml:space="preserve"/>
+            </w:r>
+            <w:r>
+              <w:rPr>
+                <w:rFonts w:ascii="Arial" w:cs="Arial" w:eastAsia="Arial" w:hAnsi="Arial"/>
+                <w:b w:val="false"/>
+                <w:bCs w:val="false"/>
+                <w:i w:val="false"/>
+                <w:iCs w:val="false"/>
+                <w:color w:val="000000"/>
+                <w:sz w:val="20"/>
+                <w:szCs w:val="20"/>
+              </w:rPr>
+              <w:t xml:space="preserve">    Work through problems from the day's exercise set.</w:t>
+            </w:r>
+            <w:r>
+              <w:rPr>
+                <w:rFonts w:ascii="Arial" w:cs="Arial" w:eastAsia="Arial" w:hAnsi="Arial"/>
+                <w:sz w:val="20"/>
+                <w:szCs w:val="20"/>
+              </w:rPr>
+              <w:br/>
+              <w:t xml:space="preserve"/>
+            </w:r>
+            <w:r>
+              <w:rPr>
+                <w:rFonts w:ascii="Arial" w:cs="Arial" w:eastAsia="Arial" w:hAnsi="Arial"/>
+                <w:sz w:val="20"/>
+                <w:szCs w:val="20"/>
+              </w:rPr>
+              <w:br/>
+              <w:t xml:space="preserve"/>
+            </w:r>
+            <w:r>
+              <w:rPr>
+                <w:rFonts w:ascii="Arial" w:cs="Arial" w:eastAsia="Arial" w:hAnsi="Arial"/>
+                <w:b w:val="false"/>
+                <w:bCs w:val="false"/>
+                <w:i/>
+                <w:iCs/>
+                <w:color w:val="555555"/>
+                <w:sz w:val="20"/>
+                <w:szCs w:val="20"/>
+              </w:rPr>
+              <w:t xml:space="preserve">→ Teacher circulates — offer hints, check for understanding.</w:t>
             </w:r>
           </w:p>
         </w:tc>
@@ -374,9 +665,9 @@
               <w:right w:val="single" w:color="CCCCCC" w:sz="1"/>
             </w:tcBorders>
             <w:tcMar>
-              <w:top w:type="dxa" w:w="60"/>
+              <w:top w:type="dxa" w:w="80"/>
               <w:left w:type="dxa" w:w="120"/>
-              <w:bottom w:type="dxa" w:w="60"/>
+              <w:bottom w:type="dxa" w:w="80"/>
               <w:right w:type="dxa" w:w="120"/>
             </w:tcMar>
           </w:tcPr>
@@ -403,20 +694,90 @@
               <w:right w:val="single" w:color="CCCCCC" w:sz="1"/>
             </w:tcBorders>
             <w:tcMar>
-              <w:top w:type="dxa" w:w="60"/>
+              <w:top w:type="dxa" w:w="80"/>
               <w:left w:type="dxa" w:w="120"/>
-              <w:bottom w:type="dxa" w:w="60"/>
+              <w:bottom w:type="dxa" w:w="80"/>
               <w:right w:type="dxa" w:w="120"/>
             </w:tcMar>
           </w:tcPr>
           <w:p>
-            <w:r>
-              <w:rPr>
-                <w:rFonts w:ascii="Arial" w:cs="Arial" w:eastAsia="Arial" w:hAnsi="Arial"/>
-                <w:sz w:val="20"/>
-                <w:szCs w:val="20"/>
+            <w:pPr>
+              <w:spacing w:after="80" w:before="80"/>
+            </w:pPr>
+            <w:r>
+              <w:rPr>
+                <w:rFonts w:ascii="Arial" w:cs="Arial" w:eastAsia="Arial" w:hAnsi="Arial"/>
+                <w:b/>
+                <w:bCs/>
+                <w:i w:val="false"/>
+                <w:iCs w:val="false"/>
+                <w:color w:val="000000"/>
+                <w:sz w:val="22"/>
+                <w:szCs w:val="22"/>
               </w:rPr>
               <w:t xml:space="preserve">Exit Ticket / Wrap-Up</w:t>
+            </w:r>
+            <w:r>
+              <w:rPr>
+                <w:rFonts w:ascii="Arial" w:cs="Arial" w:eastAsia="Arial" w:hAnsi="Arial"/>
+                <w:sz w:val="20"/>
+                <w:szCs w:val="20"/>
+              </w:rPr>
+              <w:br/>
+              <w:t xml:space="preserve"/>
+            </w:r>
+            <w:r>
+              <w:rPr>
+                <w:rFonts w:ascii="Arial" w:cs="Arial" w:eastAsia="Arial" w:hAnsi="Arial"/>
+                <w:sz w:val="20"/>
+                <w:szCs w:val="20"/>
+              </w:rPr>
+              <w:br/>
+              <w:t xml:space="preserve"/>
+            </w:r>
+            <w:r>
+              <w:rPr>
+                <w:rFonts w:ascii="Arial" w:cs="Arial" w:eastAsia="Arial" w:hAnsi="Arial"/>
+                <w:b w:val="false"/>
+                <w:bCs w:val="false"/>
+                <w:i w:val="false"/>
+                <w:iCs w:val="false"/>
+                <w:color w:val="000000"/>
+                <w:sz w:val="20"/>
+                <w:szCs w:val="20"/>
+              </w:rPr>
+              <w:t xml:space="preserve">What is one key concept you learned today?</w:t>
+            </w:r>
+            <w:r>
+              <w:rPr>
+                <w:rFonts w:ascii="Arial" w:cs="Arial" w:eastAsia="Arial" w:hAnsi="Arial"/>
+                <w:sz w:val="20"/>
+                <w:szCs w:val="20"/>
+              </w:rPr>
+              <w:br/>
+              <w:t xml:space="preserve"/>
+            </w:r>
+            <w:r>
+              <w:rPr>
+                <w:rFonts w:ascii="Arial" w:cs="Arial" w:eastAsia="Arial" w:hAnsi="Arial"/>
+                <w:sz w:val="20"/>
+                <w:szCs w:val="20"/>
+              </w:rPr>
+              <w:br/>
+              <w:t xml:space="preserve"/>
+            </w:r>
+            <w:r>
+              <w:rPr>
+                <w:rFonts w:ascii="Arial" w:cs="Arial" w:eastAsia="Arial" w:hAnsi="Arial"/>
+                <w:b w:val="false"/>
+                <w:bCs w:val="false"/>
+                <w:i/>
+                <w:iCs/>
+                <w:color w:val="555555"/>
+                <w:sz w:val="20"/>
+                <w:szCs w:val="20"/>
+              </w:rPr>
+              <w:t xml:space="preserve">→ 3–2–1: Name 3 things learned, 2 new vocab words, 1 question you still have.</w:t>
             </w:r>
           </w:p>
         </w:tc>

--- a/Video Game Design - year/Unit 8 - Capstone Project/Daily Lesson Plans/Word/Day 4.docx
+++ b/Video Game Design - year/Unit 8 - Capstone Project/Daily Lesson Plans/Word/Day 4.docx
@@ -319,7 +319,7 @@
                 <w:sz w:val="20"/>
                 <w:szCs w:val="20"/>
               </w:rPr>
-              <w:t xml:space="preserve">    What do you remember from last class?</w:t>
+              <w:t xml:space="preserve">    What do you already know about Planning Check-In — Teacher Review &amp; Sprint Planning? Write down at least one thing.</w:t>
             </w:r>
             <w:r>
               <w:rPr>
@@ -350,7 +350,7 @@
                 <w:sz w:val="20"/>
                 <w:szCs w:val="20"/>
               </w:rPr>
-              <w:t xml:space="preserve">What do you think today's topic "Planning Check-In — Teacher Review &amp; Sprint Planning" is about?</w:t>
+              <w:t xml:space="preserve">Today’s Goal: Explore and practice Planning Check-In — Teacher Review &amp; Sprint Planning.</w:t>
             </w:r>
             <w:r>
               <w:rPr>
@@ -746,7 +746,7 @@
                 <w:sz w:val="20"/>
                 <w:szCs w:val="20"/>
               </w:rPr>
-              <w:t xml:space="preserve">What is one key concept you learned today?</w:t>
+              <w:t xml:space="preserve">Name one new thing you learned about Planning Check-In — Teacher Review &amp; Sprint Planning today and one question you still have.</w:t>
             </w:r>
             <w:r>
               <w:rPr>

--- a/Video Game Design - year/Unit 8 - Capstone Project/Daily Lesson Plans/Word/Day 4.docx
+++ b/Video Game Design - year/Unit 8 - Capstone Project/Daily Lesson Plans/Word/Day 4.docx
@@ -342,6 +342,72 @@
             <w:r>
               <w:rPr>
                 <w:rFonts w:ascii="Arial" w:cs="Arial" w:eastAsia="Arial" w:hAnsi="Arial"/>
+                <w:b/>
+                <w:bCs/>
+                <w:i w:val="false"/>
+                <w:iCs w:val="false"/>
+                <w:color w:val="000000"/>
+                <w:sz w:val="20"/>
+                <w:szCs w:val="20"/>
+              </w:rPr>
+              <w:t xml:space="preserve">Vocabulary Preview — </w:t>
+            </w:r>
+            <w:r>
+              <w:rPr>
+                <w:rFonts w:ascii="Arial" w:cs="Arial" w:eastAsia="Arial" w:hAnsi="Arial"/>
+                <w:b w:val="false"/>
+                <w:bCs w:val="false"/>
+                <w:i w:val="false"/>
+                <w:iCs w:val="false"/>
+                <w:color w:val="000000"/>
+                <w:sz w:val="20"/>
+                <w:szCs w:val="20"/>
+              </w:rPr>
+              <w:t xml:space="preserve">terms we'll use today:</w:t>
+            </w:r>
+            <w:r>
+              <w:rPr>
+                <w:rFonts w:ascii="Arial" w:cs="Arial" w:eastAsia="Arial" w:hAnsi="Arial"/>
+                <w:sz w:val="20"/>
+                <w:szCs w:val="20"/>
+              </w:rPr>
+              <w:br/>
+              <w:t xml:space="preserve"/>
+            </w:r>
+            <w:r>
+              <w:rPr>
+                <w:rFonts w:ascii="Arial" w:cs="Arial" w:eastAsia="Arial" w:hAnsi="Arial"/>
+                <w:b w:val="false"/>
+                <w:bCs w:val="false"/>
+                <w:i w:val="false"/>
+                <w:iCs w:val="false"/>
+                <w:color w:val="000000"/>
+                <w:sz w:val="20"/>
+                <w:szCs w:val="20"/>
+              </w:rPr>
+              <w:t xml:space="preserve">    • Session Goal   •   Minutes 0-25   •   Minutes 25-45   •   Minutes 45-55</w:t>
+            </w:r>
+            <w:r>
+              <w:rPr>
+                <w:rFonts w:ascii="Arial" w:cs="Arial" w:eastAsia="Arial" w:hAnsi="Arial"/>
+                <w:sz w:val="20"/>
+                <w:szCs w:val="20"/>
+              </w:rPr>
+              <w:br/>
+              <w:t xml:space="preserve"/>
+            </w:r>
+            <w:r>
+              <w:rPr>
+                <w:rFonts w:ascii="Arial" w:cs="Arial" w:eastAsia="Arial" w:hAnsi="Arial"/>
+                <w:sz w:val="20"/>
+                <w:szCs w:val="20"/>
+              </w:rPr>
+              <w:br/>
+              <w:t xml:space="preserve"/>
+            </w:r>
+            <w:r>
+              <w:rPr>
+                <w:rFonts w:ascii="Arial" w:cs="Arial" w:eastAsia="Arial" w:hAnsi="Arial"/>
                 <w:b w:val="false"/>
                 <w:bCs w:val="false"/>
                 <w:i/>
@@ -474,6 +540,103 @@
             <w:r>
               <w:rPr>
                 <w:rFonts w:ascii="Arial" w:cs="Arial" w:eastAsia="Arial" w:hAnsi="Arial"/>
+                <w:b w:val="false"/>
+                <w:bCs w:val="false"/>
+                <w:i w:val="false"/>
+                <w:iCs w:val="false"/>
+                <w:color w:val="000000"/>
+                <w:sz w:val="20"/>
+                <w:szCs w:val="20"/>
+              </w:rPr>
+              <w:t xml:space="preserve">Session Goal: Get teacher feedback on your GDD and plan your first sprint in detail.</w:t>
+            </w:r>
+            <w:r>
+              <w:rPr>
+                <w:rFonts w:ascii="Arial" w:cs="Arial" w:eastAsia="Arial" w:hAnsi="Arial"/>
+                <w:sz w:val="20"/>
+                <w:szCs w:val="20"/>
+              </w:rPr>
+              <w:br/>
+              <w:t xml:space="preserve"/>
+            </w:r>
+            <w:r>
+              <w:rPr>
+                <w:rFonts w:ascii="Arial" w:cs="Arial" w:eastAsia="Arial" w:hAnsi="Arial"/>
+                <w:b w:val="false"/>
+                <w:bCs w:val="false"/>
+                <w:i w:val="false"/>
+                <w:iCs w:val="false"/>
+                <w:color w:val="000000"/>
+                <w:sz w:val="20"/>
+                <w:szCs w:val="20"/>
+              </w:rPr>
+              <w:t xml:space="preserve">Before you write a single line of code, today's teacher check-in ensures your scope is realistic and your plan is solid. You'll also write out your Sprint 1 task list — a specific checklist of features to build in the next 4 work days.</w:t>
+            </w:r>
+            <w:r>
+              <w:rPr>
+                <w:rFonts w:ascii="Arial" w:cs="Arial" w:eastAsia="Arial" w:hAnsi="Arial"/>
+                <w:sz w:val="20"/>
+                <w:szCs w:val="20"/>
+              </w:rPr>
+              <w:br/>
+              <w:t xml:space="preserve"/>
+            </w:r>
+            <w:r>
+              <w:rPr>
+                <w:rFonts w:ascii="Arial" w:cs="Arial" w:eastAsia="Arial" w:hAnsi="Arial"/>
+                <w:sz w:val="20"/>
+                <w:szCs w:val="20"/>
+              </w:rPr>
+              <w:br/>
+              <w:t xml:space="preserve"/>
+            </w:r>
+            <w:r>
+              <w:rPr>
+                <w:rFonts w:ascii="Arial" w:cs="Arial" w:eastAsia="Arial" w:hAnsi="Arial"/>
+                <w:b/>
+                <w:bCs/>
+                <w:i w:val="false"/>
+                <w:iCs w:val="false"/>
+                <w:color w:val="000000"/>
+                <w:sz w:val="20"/>
+                <w:szCs w:val="20"/>
+              </w:rPr>
+              <w:t xml:space="preserve">Vocabulary: </w:t>
+            </w:r>
+            <w:r>
+              <w:rPr>
+                <w:rFonts w:ascii="Arial" w:cs="Arial" w:eastAsia="Arial" w:hAnsi="Arial"/>
+                <w:b w:val="false"/>
+                <w:bCs w:val="false"/>
+                <w:i w:val="false"/>
+                <w:iCs w:val="false"/>
+                <w:color w:val="000000"/>
+                <w:sz w:val="20"/>
+                <w:szCs w:val="20"/>
+              </w:rPr>
+              <w:t xml:space="preserve">Session Goal, Minutes 0-25, Minutes 25-45, Minutes 45-55</w:t>
+            </w:r>
+            <w:r>
+              <w:rPr>
+                <w:rFonts w:ascii="Arial" w:cs="Arial" w:eastAsia="Arial" w:hAnsi="Arial"/>
+                <w:sz w:val="20"/>
+                <w:szCs w:val="20"/>
+              </w:rPr>
+              <w:br/>
+              <w:t xml:space="preserve"/>
+            </w:r>
+            <w:r>
+              <w:rPr>
+                <w:rFonts w:ascii="Arial" w:cs="Arial" w:eastAsia="Arial" w:hAnsi="Arial"/>
+                <w:sz w:val="20"/>
+                <w:szCs w:val="20"/>
+              </w:rPr>
+              <w:br/>
+              <w:t xml:space="preserve"/>
+            </w:r>
+            <w:r>
+              <w:rPr>
+                <w:rFonts w:ascii="Arial" w:cs="Arial" w:eastAsia="Arial" w:hAnsi="Arial"/>
                 <w:b/>
                 <w:bCs/>
                 <w:i/>
@@ -561,7 +724,7 @@
                 <w:sz w:val="20"/>
                 <w:szCs w:val="20"/>
               </w:rPr>
-              <w:t xml:space="preserve">15–20 min</w:t>
+              <w:t xml:space="preserve">15 min</w:t>
             </w:r>
           </w:p>
         </w:tc>
@@ -596,7 +759,16 @@
                 <w:sz w:val="22"/>
                 <w:szCs w:val="22"/>
               </w:rPr>
-              <w:t xml:space="preserve">Independent Practice / Code Along</w:t>
+              <w:t xml:space="preserve">Guided Practice</w:t>
+            </w:r>
+            <w:r>
+              <w:rPr>
+                <w:rFonts w:ascii="Arial" w:cs="Arial" w:eastAsia="Arial" w:hAnsi="Arial"/>
+                <w:sz w:val="20"/>
+                <w:szCs w:val="20"/>
+              </w:rPr>
+              <w:br/>
+              <w:t xml:space="preserve"/>
             </w:r>
             <w:r>
               <w:rPr>
@@ -618,7 +790,11 @@
                 <w:sz w:val="20"/>
                 <w:szCs w:val="20"/>
               </w:rPr>
-              <w:t xml:space="preserve">    Work through problems from the day's exercise set.</w:t>
+              <w:t xml:space="preserve">- [ ] GDD reviewed with teacher
+- [ ] Any scope adjustments made to GDD
+- [ ] Sprint 1 task list written with Must/Should/Nice-to-have priorities
+- [ ] Definition of done written for Sprint 1
+- [ ] Ready to start building tomorrow!</w:t>
             </w:r>
             <w:r>
               <w:rPr>
@@ -649,7 +825,7 @@
                 <w:sz w:val="20"/>
                 <w:szCs w:val="20"/>
               </w:rPr>
-              <w:t xml:space="preserve">→ Teacher circulates — offer hints, check for understanding.</w:t>
+              <w:t xml:space="preserve">→ Teacher models — students try alongside, then compare results.</w:t>
             </w:r>
           </w:p>
         </w:tc>
@@ -680,7 +856,7 @@
                 <w:sz w:val="20"/>
                 <w:szCs w:val="20"/>
               </w:rPr>
-              <w:t xml:space="preserve">5 min</w:t>
+              <w:t xml:space="preserve">15–20 min</w:t>
             </w:r>
           </w:p>
         </w:tc>
@@ -715,16 +891,7 @@
                 <w:sz w:val="22"/>
                 <w:szCs w:val="22"/>
               </w:rPr>
-              <w:t xml:space="preserve">Exit Ticket / Wrap-Up</w:t>
-            </w:r>
-            <w:r>
-              <w:rPr>
-                <w:rFonts w:ascii="Arial" w:cs="Arial" w:eastAsia="Arial" w:hAnsi="Arial"/>
-                <w:sz w:val="20"/>
-                <w:szCs w:val="20"/>
-              </w:rPr>
-              <w:br/>
-              <w:t xml:space="preserve"/>
+              <w:t xml:space="preserve">Independent Practice / Code Along</w:t>
             </w:r>
             <w:r>
               <w:rPr>
@@ -746,7 +913,29 @@
                 <w:sz w:val="20"/>
                 <w:szCs w:val="20"/>
               </w:rPr>
-              <w:t xml:space="preserve">Name one new thing you learned about Planning Check-In — Teacher Review &amp; Sprint Planning today and one question you still have.</w:t>
+              <w:t xml:space="preserve">    Students work independently on their projects, following the checklist.</w:t>
+            </w:r>
+            <w:r>
+              <w:rPr>
+                <w:rFonts w:ascii="Arial" w:cs="Arial" w:eastAsia="Arial" w:hAnsi="Arial"/>
+                <w:sz w:val="20"/>
+                <w:szCs w:val="20"/>
+              </w:rPr>
+              <w:br/>
+              <w:t xml:space="preserve"/>
+            </w:r>
+            <w:r>
+              <w:rPr>
+                <w:rFonts w:ascii="Arial" w:cs="Arial" w:eastAsia="Arial" w:hAnsi="Arial"/>
+                <w:b w:val="false"/>
+                <w:bCs w:val="false"/>
+                <w:i w:val="false"/>
+                <w:iCs w:val="false"/>
+                <w:color w:val="000000"/>
+                <w:sz w:val="20"/>
+                <w:szCs w:val="20"/>
+              </w:rPr>
+              <w:t xml:space="preserve">    Check in with each student to review progress and unblock issues.</w:t>
             </w:r>
             <w:r>
               <w:rPr>
@@ -777,6 +966,134 @@
                 <w:sz w:val="20"/>
                 <w:szCs w:val="20"/>
               </w:rPr>
+              <w:t xml:space="preserve">→ Teacher circulates — offer hints, check for understanding.</w:t>
+            </w:r>
+          </w:p>
+        </w:tc>
+      </w:tr>
+      <w:tr>
+        <w:tc>
+          <w:tcPr>
+            <w:tcW w:type="dxa" w:w="1800"/>
+            <w:tcBorders>
+              <w:top w:val="single" w:color="CCCCCC" w:sz="1"/>
+              <w:left w:val="single" w:color="CCCCCC" w:sz="1"/>
+              <w:bottom w:val="single" w:color="CCCCCC" w:sz="1"/>
+              <w:right w:val="single" w:color="CCCCCC" w:sz="1"/>
+            </w:tcBorders>
+            <w:tcMar>
+              <w:top w:type="dxa" w:w="80"/>
+              <w:left w:type="dxa" w:w="120"/>
+              <w:bottom w:type="dxa" w:w="80"/>
+              <w:right w:type="dxa" w:w="120"/>
+            </w:tcMar>
+          </w:tcPr>
+          <w:p>
+            <w:r>
+              <w:rPr>
+                <w:rFonts w:ascii="Arial" w:cs="Arial" w:eastAsia="Arial" w:hAnsi="Arial"/>
+                <w:b/>
+                <w:bCs/>
+                <w:sz w:val="20"/>
+                <w:szCs w:val="20"/>
+              </w:rPr>
+              <w:t xml:space="preserve">5 min</w:t>
+            </w:r>
+          </w:p>
+        </w:tc>
+        <w:tc>
+          <w:tcPr>
+            <w:tcW w:type="dxa" w:w="7560"/>
+            <w:tcBorders>
+              <w:top w:val="single" w:color="CCCCCC" w:sz="1"/>
+              <w:left w:val="single" w:color="CCCCCC" w:sz="1"/>
+              <w:bottom w:val="single" w:color="CCCCCC" w:sz="1"/>
+              <w:right w:val="single" w:color="CCCCCC" w:sz="1"/>
+            </w:tcBorders>
+            <w:tcMar>
+              <w:top w:type="dxa" w:w="80"/>
+              <w:left w:type="dxa" w:w="120"/>
+              <w:bottom w:type="dxa" w:w="80"/>
+              <w:right w:type="dxa" w:w="120"/>
+            </w:tcMar>
+          </w:tcPr>
+          <w:p>
+            <w:pPr>
+              <w:spacing w:after="80" w:before="80"/>
+            </w:pPr>
+            <w:r>
+              <w:rPr>
+                <w:rFonts w:ascii="Arial" w:cs="Arial" w:eastAsia="Arial" w:hAnsi="Arial"/>
+                <w:b/>
+                <w:bCs/>
+                <w:i w:val="false"/>
+                <w:iCs w:val="false"/>
+                <w:color w:val="000000"/>
+                <w:sz w:val="22"/>
+                <w:szCs w:val="22"/>
+              </w:rPr>
+              <w:t xml:space="preserve">Exit Ticket / Wrap-Up</w:t>
+            </w:r>
+            <w:r>
+              <w:rPr>
+                <w:rFonts w:ascii="Arial" w:cs="Arial" w:eastAsia="Arial" w:hAnsi="Arial"/>
+                <w:sz w:val="20"/>
+                <w:szCs w:val="20"/>
+              </w:rPr>
+              <w:br/>
+              <w:t xml:space="preserve"/>
+            </w:r>
+            <w:r>
+              <w:rPr>
+                <w:rFonts w:ascii="Arial" w:cs="Arial" w:eastAsia="Arial" w:hAnsi="Arial"/>
+                <w:sz w:val="20"/>
+                <w:szCs w:val="20"/>
+              </w:rPr>
+              <w:br/>
+              <w:t xml:space="preserve"/>
+            </w:r>
+            <w:r>
+              <w:rPr>
+                <w:rFonts w:ascii="Arial" w:cs="Arial" w:eastAsia="Arial" w:hAnsi="Arial"/>
+                <w:b w:val="false"/>
+                <w:bCs w:val="false"/>
+                <w:i w:val="false"/>
+                <w:iCs w:val="false"/>
+                <w:color w:val="000000"/>
+                <w:sz w:val="20"/>
+                <w:szCs w:val="20"/>
+              </w:rPr>
+              <w:t xml:space="preserve">Name one new thing you learned about Planning Check-In — Teacher Review &amp; Sprint Planning today and one question you still have.</w:t>
+            </w:r>
+            <w:r>
+              <w:rPr>
+                <w:rFonts w:ascii="Arial" w:cs="Arial" w:eastAsia="Arial" w:hAnsi="Arial"/>
+                <w:sz w:val="20"/>
+                <w:szCs w:val="20"/>
+              </w:rPr>
+              <w:br/>
+              <w:t xml:space="preserve"/>
+            </w:r>
+            <w:r>
+              <w:rPr>
+                <w:rFonts w:ascii="Arial" w:cs="Arial" w:eastAsia="Arial" w:hAnsi="Arial"/>
+                <w:sz w:val="20"/>
+                <w:szCs w:val="20"/>
+              </w:rPr>
+              <w:br/>
+              <w:t xml:space="preserve"/>
+            </w:r>
+            <w:r>
+              <w:rPr>
+                <w:rFonts w:ascii="Arial" w:cs="Arial" w:eastAsia="Arial" w:hAnsi="Arial"/>
+                <w:b w:val="false"/>
+                <w:bCs w:val="false"/>
+                <w:i/>
+                <w:iCs/>
+                <w:color w:val="555555"/>
+                <w:sz w:val="20"/>
+                <w:szCs w:val="20"/>
+              </w:rPr>
               <w:t xml:space="preserve">→ 3–2–1: Name 3 things learned, 2 new vocab words, 1 question you still have.</w:t>
             </w:r>
           </w:p>
@@ -786,6 +1103,95 @@
     <w:p>
       <w:pPr>
         <w:spacing w:after="200"/>
+      </w:pPr>
+    </w:p>
+    <w:p>
+      <w:pPr>
+        <w:pBdr>
+          <w:bottom w:val="single" w:color="5B2D8E" w:sz="4" w:space="4"/>
+        </w:pBdr>
+        <w:spacing w:after="100" w:before="120"/>
+      </w:pPr>
+      <w:r>
+        <w:rPr>
+          <w:rFonts w:ascii="Arial" w:cs="Arial" w:eastAsia="Arial" w:hAnsi="Arial"/>
+          <w:b/>
+          <w:bCs/>
+          <w:color w:val="5B2D8E"/>
+          <w:sz w:val="24"/>
+          <w:szCs w:val="24"/>
+        </w:rPr>
+        <w:t xml:space="preserve">Key Concepts</w:t>
+      </w:r>
+    </w:p>
+    <w:p>
+      <w:pPr>
+        <w:spacing w:after="60"/>
+      </w:pPr>
+      <w:r>
+        <w:rPr>
+          <w:rFonts w:ascii="Arial" w:cs="Arial" w:eastAsia="Arial" w:hAnsi="Arial"/>
+          <w:sz w:val="20"/>
+          <w:szCs w:val="20"/>
+        </w:rPr>
+        <w:t xml:space="preserve">Session Goal: Get teacher feedback on your GDD and plan your first sprint in detail.</w:t>
+      </w:r>
+    </w:p>
+    <w:p>
+      <w:pPr>
+        <w:spacing w:after="60"/>
+      </w:pPr>
+      <w:r>
+        <w:rPr>
+          <w:rFonts w:ascii="Arial" w:cs="Arial" w:eastAsia="Arial" w:hAnsi="Arial"/>
+          <w:sz w:val="20"/>
+          <w:szCs w:val="20"/>
+        </w:rPr>
+        <w:t xml:space="preserve">Before you write a single line of code, today's teacher check-in ensures your scope is realistic and your plan is solid. You'll also write out your Sprint 1 task list — a specific checklist of features to build in the next 4 work days.</w:t>
+      </w:r>
+    </w:p>
+    <w:p>
+      <w:pPr>
+        <w:spacing w:after="60"/>
+      </w:pPr>
+      <w:r>
+        <w:rPr>
+          <w:rFonts w:ascii="Arial" w:cs="Arial" w:eastAsia="Arial" w:hAnsi="Arial"/>
+          <w:sz w:val="20"/>
+          <w:szCs w:val="20"/>
+        </w:rPr>
+        <w:t xml:space="preserve">Minutes 0-25: Teacher one-on-one GDD reviews (5 min per student while others work on Sprint 1 planning below).</w:t>
+      </w:r>
+    </w:p>
+    <w:p>
+      <w:pPr>
+        <w:spacing w:after="60"/>
+      </w:pPr>
+      <w:r>
+        <w:rPr>
+          <w:rFonts w:ascii="Arial" w:cs="Arial" w:eastAsia="Arial" w:hAnsi="Arial"/>
+          <w:sz w:val="20"/>
+          <w:szCs w:val="20"/>
+        </w:rPr>
+        <w:t xml:space="preserve">Minutes 25-45: Sprint 1 planning: write out every task you need to complete in Days 5–8.</w:t>
+      </w:r>
+    </w:p>
+    <w:p>
+      <w:pPr>
+        <w:spacing w:after="60"/>
+      </w:pPr>
+      <w:r>
+        <w:rPr>
+          <w:rFonts w:ascii="Arial" w:cs="Arial" w:eastAsia="Arial" w:hAnsi="Arial"/>
+          <w:sz w:val="20"/>
+          <w:szCs w:val="20"/>
+        </w:rPr>
+        <w:t xml:space="preserve">Minutes 45-55: Organize tasks by priority (Must Have / Nice to Have / Future).</w:t>
+      </w:r>
+    </w:p>
+    <w:p>
+      <w:pPr>
+        <w:spacing w:after="160"/>
       </w:pPr>
     </w:p>
     <w:p>
@@ -1550,6 +1956,95 @@
     <w:p>
       <w:pPr>
         <w:spacing w:after="120"/>
+      </w:pPr>
+    </w:p>
+    <w:p>
+      <w:pPr>
+        <w:pBdr>
+          <w:bottom w:val="single" w:color="5B2D8E" w:sz="4" w:space="4"/>
+        </w:pBdr>
+        <w:spacing w:after="100" w:before="120"/>
+      </w:pPr>
+      <w:r>
+        <w:rPr>
+          <w:rFonts w:ascii="Arial" w:cs="Arial" w:eastAsia="Arial" w:hAnsi="Arial"/>
+          <w:b/>
+          <w:bCs/>
+          <w:color w:val="5B2D8E"/>
+          <w:sz w:val="24"/>
+          <w:szCs w:val="24"/>
+        </w:rPr>
+        <w:t xml:space="preserve">Guided Practice</w:t>
+      </w:r>
+    </w:p>
+    <w:p>
+      <w:pPr>
+        <w:spacing w:after="60"/>
+      </w:pPr>
+      <w:r>
+        <w:rPr>
+          <w:rFonts w:ascii="Arial" w:cs="Arial" w:eastAsia="Arial" w:hAnsi="Arial"/>
+          <w:sz w:val="20"/>
+          <w:szCs w:val="20"/>
+        </w:rPr>
+        <w:t xml:space="preserve">- [ ] GDD reviewed with teacher</w:t>
+      </w:r>
+    </w:p>
+    <w:p>
+      <w:pPr>
+        <w:spacing w:after="60"/>
+      </w:pPr>
+      <w:r>
+        <w:rPr>
+          <w:rFonts w:ascii="Arial" w:cs="Arial" w:eastAsia="Arial" w:hAnsi="Arial"/>
+          <w:sz w:val="20"/>
+          <w:szCs w:val="20"/>
+        </w:rPr>
+        <w:t xml:space="preserve">- [ ] Any scope adjustments made to GDD</w:t>
+      </w:r>
+    </w:p>
+    <w:p>
+      <w:pPr>
+        <w:spacing w:after="60"/>
+      </w:pPr>
+      <w:r>
+        <w:rPr>
+          <w:rFonts w:ascii="Arial" w:cs="Arial" w:eastAsia="Arial" w:hAnsi="Arial"/>
+          <w:sz w:val="20"/>
+          <w:szCs w:val="20"/>
+        </w:rPr>
+        <w:t xml:space="preserve">- [ ] Sprint 1 task list written with Must/Should/Nice-to-have priorities</w:t>
+      </w:r>
+    </w:p>
+    <w:p>
+      <w:pPr>
+        <w:spacing w:after="60"/>
+      </w:pPr>
+      <w:r>
+        <w:rPr>
+          <w:rFonts w:ascii="Arial" w:cs="Arial" w:eastAsia="Arial" w:hAnsi="Arial"/>
+          <w:sz w:val="20"/>
+          <w:szCs w:val="20"/>
+        </w:rPr>
+        <w:t xml:space="preserve">- [ ] Definition of done written for Sprint 1</w:t>
+      </w:r>
+    </w:p>
+    <w:p>
+      <w:pPr>
+        <w:spacing w:after="60"/>
+      </w:pPr>
+      <w:r>
+        <w:rPr>
+          <w:rFonts w:ascii="Arial" w:cs="Arial" w:eastAsia="Arial" w:hAnsi="Arial"/>
+          <w:sz w:val="20"/>
+          <w:szCs w:val="20"/>
+        </w:rPr>
+        <w:t xml:space="preserve">- [ ] Ready to start building tomorrow!</w:t>
+      </w:r>
+    </w:p>
+    <w:p>
+      <w:pPr>
+        <w:spacing w:after="160"/>
       </w:pPr>
     </w:p>
     <w:p>
